--- a/docs/qms/evidence-2026/QMS_Word/registers__REG-06_Customer_Feedback_and_Complaints_Log.docx
+++ b/docs/qms/evidence-2026/QMS_Word/registers__REG-06_Customer_Feedback_and_Complaints_Log.docx
@@ -17,20 +17,20 @@
     </w:p>
     <w:tbl>
       <w:tblPr>
-        <w:tblW w:w="5057" w:type="dxa"/>
+        <w:tblW w:w="5000" w:type="pct"/>
         <w:jc w:val="left"/>
-        <w:tblInd w:w="0" w:type="dxa"/>
+        <w:tblInd w:w="-7" w:type="dxa"/>
         <w:tblLayout w:type="fixed"/>
         <w:tblCellMar>
-          <w:top w:w="28" w:type="dxa"/>
-          <w:left w:w="28" w:type="dxa"/>
-          <w:bottom w:w="28" w:type="dxa"/>
-          <w:right w:w="28" w:type="dxa"/>
+          <w:top w:w="60" w:type="dxa"/>
+          <w:left w:w="60" w:type="dxa"/>
+          <w:bottom w:w="60" w:type="dxa"/>
+          <w:right w:w="60" w:type="dxa"/>
         </w:tblCellMar>
       </w:tblPr>
       <w:tblGrid>
-        <w:gridCol w:w="1951"/>
-        <w:gridCol w:w="3106"/>
+        <w:gridCol w:w="2739"/>
+        <w:gridCol w:w="8599"/>
       </w:tblGrid>
       <w:tr>
         <w:trPr>
@@ -38,44 +38,60 @@
         </w:trPr>
         <w:tc>
           <w:tcPr>
-            <w:tcW w:w="1951" w:type="dxa"/>
-            <w:tcBorders/>
+            <w:tcW w:w="2739" w:type="dxa"/>
+            <w:tcBorders>
+              <w:top w:val="single" w:sz="6" w:space="0" w:color="BFC7D5"/>
+              <w:left w:val="single" w:sz="6" w:space="0" w:color="BFC7D5"/>
+              <w:bottom w:val="single" w:sz="2" w:space="0" w:color="BFC7D5"/>
+              <w:right w:val="single" w:sz="6" w:space="0" w:color="BFC7D5"/>
+            </w:tcBorders>
+            <w:shd w:fill="1F3A5F" w:val="clear"/>
             <w:vAlign w:val="center"/>
           </w:tcPr>
           <w:p>
             <w:pPr>
               <w:pStyle w:val="TableHeading"/>
-              <w:suppressLineNumbers/>
-              <w:shd w:fill="1F3A5F" w:val="clear"/>
-              <w:bidi w:val="0"/>
-              <w:spacing w:before="0" w:after="283"/>
-              <w:jc w:val="center"/>
-              <w:rPr/>
-            </w:pPr>
-            <w:r>
-              <w:rPr/>
+              <w:bidi w:val="0"/>
+              <w:spacing w:before="0" w:after="283"/>
+              <w:jc w:val="left"/>
+              <w:rPr>
+                <w:color w:val="FFFFFF"/>
+              </w:rPr>
+            </w:pPr>
+            <w:r>
+              <w:rPr>
+                <w:color w:val="FFFFFF"/>
+              </w:rPr>
               <w:t>Field</w:t>
             </w:r>
           </w:p>
         </w:tc>
         <w:tc>
           <w:tcPr>
-            <w:tcW w:w="3106" w:type="dxa"/>
-            <w:tcBorders/>
+            <w:tcW w:w="8599" w:type="dxa"/>
+            <w:tcBorders>
+              <w:top w:val="single" w:sz="6" w:space="0" w:color="BFC7D5"/>
+              <w:left w:val="single" w:sz="2" w:space="0" w:color="BFC7D5"/>
+              <w:bottom w:val="single" w:sz="2" w:space="0" w:color="BFC7D5"/>
+              <w:right w:val="single" w:sz="6" w:space="0" w:color="BFC7D5"/>
+            </w:tcBorders>
+            <w:shd w:fill="1F3A5F" w:val="clear"/>
             <w:vAlign w:val="center"/>
           </w:tcPr>
           <w:p>
             <w:pPr>
               <w:pStyle w:val="TableHeading"/>
-              <w:suppressLineNumbers/>
-              <w:shd w:fill="1F3A5F" w:val="clear"/>
-              <w:bidi w:val="0"/>
-              <w:spacing w:before="0" w:after="283"/>
-              <w:jc w:val="center"/>
-              <w:rPr/>
-            </w:pPr>
-            <w:r>
-              <w:rPr/>
+              <w:bidi w:val="0"/>
+              <w:spacing w:before="0" w:after="283"/>
+              <w:jc w:val="left"/>
+              <w:rPr>
+                <w:color w:val="FFFFFF"/>
+              </w:rPr>
+            </w:pPr>
+            <w:r>
+              <w:rPr>
+                <w:color w:val="FFFFFF"/>
+              </w:rPr>
               <w:t>Value</w:t>
             </w:r>
           </w:p>
@@ -85,8 +101,12 @@
         <w:trPr/>
         <w:tc>
           <w:tcPr>
-            <w:tcW w:w="1951" w:type="dxa"/>
-            <w:tcBorders/>
+            <w:tcW w:w="2739" w:type="dxa"/>
+            <w:tcBorders>
+              <w:left w:val="single" w:sz="6" w:space="0" w:color="BFC7D5"/>
+              <w:bottom w:val="single" w:sz="2" w:space="0" w:color="BFC7D5"/>
+              <w:right w:val="single" w:sz="6" w:space="0" w:color="BFC7D5"/>
+            </w:tcBorders>
             <w:vAlign w:val="center"/>
           </w:tcPr>
           <w:p>
@@ -105,8 +125,12 @@
         </w:tc>
         <w:tc>
           <w:tcPr>
-            <w:tcW w:w="3106" w:type="dxa"/>
-            <w:tcBorders/>
+            <w:tcW w:w="8599" w:type="dxa"/>
+            <w:tcBorders>
+              <w:left w:val="single" w:sz="2" w:space="0" w:color="BFC7D5"/>
+              <w:bottom w:val="single" w:sz="2" w:space="0" w:color="BFC7D5"/>
+              <w:right w:val="single" w:sz="6" w:space="0" w:color="BFC7D5"/>
+            </w:tcBorders>
             <w:vAlign w:val="center"/>
           </w:tcPr>
           <w:p>
@@ -128,8 +152,12 @@
         <w:trPr/>
         <w:tc>
           <w:tcPr>
-            <w:tcW w:w="1951" w:type="dxa"/>
-            <w:tcBorders/>
+            <w:tcW w:w="2739" w:type="dxa"/>
+            <w:tcBorders>
+              <w:left w:val="single" w:sz="6" w:space="0" w:color="BFC7D5"/>
+              <w:bottom w:val="single" w:sz="2" w:space="0" w:color="BFC7D5"/>
+              <w:right w:val="single" w:sz="6" w:space="0" w:color="BFC7D5"/>
+            </w:tcBorders>
             <w:vAlign w:val="center"/>
           </w:tcPr>
           <w:p>
@@ -148,8 +176,12 @@
         </w:tc>
         <w:tc>
           <w:tcPr>
-            <w:tcW w:w="3106" w:type="dxa"/>
-            <w:tcBorders/>
+            <w:tcW w:w="8599" w:type="dxa"/>
+            <w:tcBorders>
+              <w:left w:val="single" w:sz="2" w:space="0" w:color="BFC7D5"/>
+              <w:bottom w:val="single" w:sz="2" w:space="0" w:color="BFC7D5"/>
+              <w:right w:val="single" w:sz="6" w:space="0" w:color="BFC7D5"/>
+            </w:tcBorders>
             <w:vAlign w:val="center"/>
           </w:tcPr>
           <w:p>
@@ -171,8 +203,12 @@
         <w:trPr/>
         <w:tc>
           <w:tcPr>
-            <w:tcW w:w="1951" w:type="dxa"/>
-            <w:tcBorders/>
+            <w:tcW w:w="2739" w:type="dxa"/>
+            <w:tcBorders>
+              <w:left w:val="single" w:sz="6" w:space="0" w:color="BFC7D5"/>
+              <w:bottom w:val="single" w:sz="2" w:space="0" w:color="BFC7D5"/>
+              <w:right w:val="single" w:sz="6" w:space="0" w:color="BFC7D5"/>
+            </w:tcBorders>
             <w:vAlign w:val="center"/>
           </w:tcPr>
           <w:p>
@@ -191,8 +227,12 @@
         </w:tc>
         <w:tc>
           <w:tcPr>
-            <w:tcW w:w="3106" w:type="dxa"/>
-            <w:tcBorders/>
+            <w:tcW w:w="8599" w:type="dxa"/>
+            <w:tcBorders>
+              <w:left w:val="single" w:sz="2" w:space="0" w:color="BFC7D5"/>
+              <w:bottom w:val="single" w:sz="2" w:space="0" w:color="BFC7D5"/>
+              <w:right w:val="single" w:sz="6" w:space="0" w:color="BFC7D5"/>
+            </w:tcBorders>
             <w:vAlign w:val="center"/>
           </w:tcPr>
           <w:p>
@@ -216,8 +256,12 @@
         <w:trPr/>
         <w:tc>
           <w:tcPr>
-            <w:tcW w:w="1951" w:type="dxa"/>
-            <w:tcBorders/>
+            <w:tcW w:w="2739" w:type="dxa"/>
+            <w:tcBorders>
+              <w:left w:val="single" w:sz="6" w:space="0" w:color="BFC7D5"/>
+              <w:bottom w:val="single" w:sz="2" w:space="0" w:color="BFC7D5"/>
+              <w:right w:val="single" w:sz="6" w:space="0" w:color="BFC7D5"/>
+            </w:tcBorders>
             <w:vAlign w:val="center"/>
           </w:tcPr>
           <w:p>
@@ -236,21 +280,25 @@
         </w:tc>
         <w:tc>
           <w:tcPr>
-            <w:tcW w:w="3106" w:type="dxa"/>
-            <w:tcBorders/>
-            <w:vAlign w:val="center"/>
-          </w:tcPr>
-          <w:p>
-            <w:pPr>
-              <w:pStyle w:val="TableContents"/>
-              <w:bidi w:val="0"/>
-              <w:spacing w:before="0" w:after="283"/>
-              <w:jc w:val="left"/>
-              <w:rPr/>
-            </w:pPr>
-            <w:r>
-              <w:rPr/>
-              <w:t>Managing Director</w:t>
+            <w:tcW w:w="8599" w:type="dxa"/>
+            <w:tcBorders>
+              <w:left w:val="single" w:sz="2" w:space="0" w:color="BFC7D5"/>
+              <w:bottom w:val="single" w:sz="2" w:space="0" w:color="BFC7D5"/>
+              <w:right w:val="single" w:sz="6" w:space="0" w:color="BFC7D5"/>
+            </w:tcBorders>
+            <w:vAlign w:val="center"/>
+          </w:tcPr>
+          <w:p>
+            <w:pPr>
+              <w:pStyle w:val="TableContents"/>
+              <w:bidi w:val="0"/>
+              <w:spacing w:before="0" w:after="283"/>
+              <w:jc w:val="left"/>
+              <w:rPr/>
+            </w:pPr>
+            <w:r>
+              <w:rPr/>
+              <w:t>Managing Director (Anita Johan)</w:t>
             </w:r>
           </w:p>
         </w:tc>
@@ -259,8 +307,12 @@
         <w:trPr/>
         <w:tc>
           <w:tcPr>
-            <w:tcW w:w="1951" w:type="dxa"/>
-            <w:tcBorders/>
+            <w:tcW w:w="2739" w:type="dxa"/>
+            <w:tcBorders>
+              <w:left w:val="single" w:sz="6" w:space="0" w:color="BFC7D5"/>
+              <w:bottom w:val="single" w:sz="2" w:space="0" w:color="BFC7D5"/>
+              <w:right w:val="single" w:sz="6" w:space="0" w:color="BFC7D5"/>
+            </w:tcBorders>
             <w:vAlign w:val="center"/>
           </w:tcPr>
           <w:p>
@@ -279,8 +331,12 @@
         </w:tc>
         <w:tc>
           <w:tcPr>
-            <w:tcW w:w="3106" w:type="dxa"/>
-            <w:tcBorders/>
+            <w:tcW w:w="8599" w:type="dxa"/>
+            <w:tcBorders>
+              <w:left w:val="single" w:sz="2" w:space="0" w:color="BFC7D5"/>
+              <w:bottom w:val="single" w:sz="2" w:space="0" w:color="BFC7D5"/>
+              <w:right w:val="single" w:sz="6" w:space="0" w:color="BFC7D5"/>
+            </w:tcBorders>
             <w:vAlign w:val="center"/>
           </w:tcPr>
           <w:p>
@@ -302,8 +358,12 @@
         <w:trPr/>
         <w:tc>
           <w:tcPr>
-            <w:tcW w:w="1951" w:type="dxa"/>
-            <w:tcBorders/>
+            <w:tcW w:w="2739" w:type="dxa"/>
+            <w:tcBorders>
+              <w:left w:val="single" w:sz="6" w:space="0" w:color="BFC7D5"/>
+              <w:bottom w:val="single" w:sz="2" w:space="0" w:color="BFC7D5"/>
+              <w:right w:val="single" w:sz="6" w:space="0" w:color="BFC7D5"/>
+            </w:tcBorders>
             <w:vAlign w:val="center"/>
           </w:tcPr>
           <w:p>
@@ -322,8 +382,12 @@
         </w:tc>
         <w:tc>
           <w:tcPr>
-            <w:tcW w:w="3106" w:type="dxa"/>
-            <w:tcBorders/>
+            <w:tcW w:w="8599" w:type="dxa"/>
+            <w:tcBorders>
+              <w:left w:val="single" w:sz="2" w:space="0" w:color="BFC7D5"/>
+              <w:bottom w:val="single" w:sz="2" w:space="0" w:color="BFC7D5"/>
+              <w:right w:val="single" w:sz="6" w:space="0" w:color="BFC7D5"/>
+            </w:tcBorders>
             <w:vAlign w:val="center"/>
           </w:tcPr>
           <w:p>
@@ -337,6 +401,57 @@
             <w:r>
               <w:rPr/>
               <w:t>SOP-04</w:t>
+            </w:r>
+          </w:p>
+        </w:tc>
+      </w:tr>
+      <w:tr>
+        <w:trPr/>
+        <w:tc>
+          <w:tcPr>
+            <w:tcW w:w="2739" w:type="dxa"/>
+            <w:tcBorders>
+              <w:left w:val="single" w:sz="6" w:space="0" w:color="BFC7D5"/>
+              <w:bottom w:val="single" w:sz="6" w:space="0" w:color="BFC7D5"/>
+              <w:right w:val="single" w:sz="6" w:space="0" w:color="BFC7D5"/>
+            </w:tcBorders>
+            <w:vAlign w:val="center"/>
+          </w:tcPr>
+          <w:p>
+            <w:pPr>
+              <w:pStyle w:val="TableContents"/>
+              <w:bidi w:val="0"/>
+              <w:spacing w:before="0" w:after="283"/>
+              <w:jc w:val="left"/>
+              <w:rPr/>
+            </w:pPr>
+            <w:r>
+              <w:rPr/>
+              <w:t>Reviewed</w:t>
+            </w:r>
+          </w:p>
+        </w:tc>
+        <w:tc>
+          <w:tcPr>
+            <w:tcW w:w="8599" w:type="dxa"/>
+            <w:tcBorders>
+              <w:left w:val="single" w:sz="2" w:space="0" w:color="BFC7D5"/>
+              <w:bottom w:val="single" w:sz="6" w:space="0" w:color="BFC7D5"/>
+              <w:right w:val="single" w:sz="6" w:space="0" w:color="BFC7D5"/>
+            </w:tcBorders>
+            <w:vAlign w:val="center"/>
+          </w:tcPr>
+          <w:p>
+            <w:pPr>
+              <w:pStyle w:val="TableContents"/>
+              <w:bidi w:val="0"/>
+              <w:spacing w:before="0" w:after="283"/>
+              <w:jc w:val="left"/>
+              <w:rPr/>
+            </w:pPr>
+            <w:r>
+              <w:rPr/>
+              <w:t>2026-10-07 — Alexander Peter (EchoMind Project Lead); QA Sheryl Nazareth</w:t>
             </w:r>
           </w:p>
         </w:tc>
@@ -391,29 +506,29 @@
     </w:p>
     <w:tbl>
       <w:tblPr>
-        <w:tblW w:w="11339" w:type="dxa"/>
+        <w:tblW w:w="5000" w:type="pct"/>
         <w:jc w:val="left"/>
-        <w:tblInd w:w="0" w:type="dxa"/>
+        <w:tblInd w:w="-7" w:type="dxa"/>
         <w:tblLayout w:type="fixed"/>
         <w:tblCellMar>
-          <w:top w:w="28" w:type="dxa"/>
-          <w:left w:w="28" w:type="dxa"/>
-          <w:bottom w:w="28" w:type="dxa"/>
-          <w:right w:w="28" w:type="dxa"/>
+          <w:top w:w="60" w:type="dxa"/>
+          <w:left w:w="60" w:type="dxa"/>
+          <w:bottom w:w="60" w:type="dxa"/>
+          <w:right w:w="60" w:type="dxa"/>
         </w:tblCellMar>
       </w:tblPr>
       <w:tblGrid>
-        <w:gridCol w:w="687"/>
-        <w:gridCol w:w="496"/>
+        <w:gridCol w:w="695"/>
+        <w:gridCol w:w="531"/>
         <w:gridCol w:w="1126"/>
-        <w:gridCol w:w="811"/>
-        <w:gridCol w:w="1554"/>
-        <w:gridCol w:w="916"/>
-        <w:gridCol w:w="1185"/>
-        <w:gridCol w:w="1780"/>
-        <w:gridCol w:w="779"/>
-        <w:gridCol w:w="1251"/>
-        <w:gridCol w:w="754"/>
+        <w:gridCol w:w="846"/>
+        <w:gridCol w:w="1492"/>
+        <w:gridCol w:w="951"/>
+        <w:gridCol w:w="1182"/>
+        <w:gridCol w:w="1738"/>
+        <w:gridCol w:w="791"/>
+        <w:gridCol w:w="1226"/>
+        <w:gridCol w:w="761"/>
       </w:tblGrid>
       <w:tr>
         <w:trPr>
@@ -421,44 +536,60 @@
         </w:trPr>
         <w:tc>
           <w:tcPr>
-            <w:tcW w:w="687" w:type="dxa"/>
-            <w:tcBorders/>
+            <w:tcW w:w="695" w:type="dxa"/>
+            <w:tcBorders>
+              <w:top w:val="single" w:sz="6" w:space="0" w:color="BFC7D5"/>
+              <w:left w:val="single" w:sz="6" w:space="0" w:color="BFC7D5"/>
+              <w:bottom w:val="single" w:sz="2" w:space="0" w:color="BFC7D5"/>
+              <w:right w:val="single" w:sz="6" w:space="0" w:color="BFC7D5"/>
+            </w:tcBorders>
+            <w:shd w:fill="1F3A5F" w:val="clear"/>
             <w:vAlign w:val="center"/>
           </w:tcPr>
           <w:p>
             <w:pPr>
               <w:pStyle w:val="TableHeading"/>
-              <w:suppressLineNumbers/>
-              <w:shd w:fill="1F3A5F" w:val="clear"/>
-              <w:bidi w:val="0"/>
-              <w:spacing w:before="0" w:after="283"/>
-              <w:jc w:val="center"/>
-              <w:rPr/>
-            </w:pPr>
-            <w:r>
-              <w:rPr/>
+              <w:bidi w:val="0"/>
+              <w:spacing w:before="0" w:after="283"/>
+              <w:jc w:val="left"/>
+              <w:rPr>
+                <w:color w:val="FFFFFF"/>
+              </w:rPr>
+            </w:pPr>
+            <w:r>
+              <w:rPr>
+                <w:color w:val="FFFFFF"/>
+              </w:rPr>
               <w:t>Ref</w:t>
             </w:r>
           </w:p>
         </w:tc>
         <w:tc>
           <w:tcPr>
-            <w:tcW w:w="496" w:type="dxa"/>
-            <w:tcBorders/>
+            <w:tcW w:w="531" w:type="dxa"/>
+            <w:tcBorders>
+              <w:top w:val="single" w:sz="6" w:space="0" w:color="BFC7D5"/>
+              <w:left w:val="single" w:sz="2" w:space="0" w:color="BFC7D5"/>
+              <w:bottom w:val="single" w:sz="2" w:space="0" w:color="BFC7D5"/>
+              <w:right w:val="single" w:sz="6" w:space="0" w:color="BFC7D5"/>
+            </w:tcBorders>
+            <w:shd w:fill="1F3A5F" w:val="clear"/>
             <w:vAlign w:val="center"/>
           </w:tcPr>
           <w:p>
             <w:pPr>
               <w:pStyle w:val="TableHeading"/>
-              <w:suppressLineNumbers/>
-              <w:shd w:fill="1F3A5F" w:val="clear"/>
-              <w:bidi w:val="0"/>
-              <w:spacing w:before="0" w:after="283"/>
-              <w:jc w:val="center"/>
-              <w:rPr/>
-            </w:pPr>
-            <w:r>
-              <w:rPr/>
+              <w:bidi w:val="0"/>
+              <w:spacing w:before="0" w:after="283"/>
+              <w:jc w:val="left"/>
+              <w:rPr>
+                <w:color w:val="FFFFFF"/>
+              </w:rPr>
+            </w:pPr>
+            <w:r>
+              <w:rPr>
+                <w:color w:val="FFFFFF"/>
+              </w:rPr>
               <w:t>Date</w:t>
             </w:r>
           </w:p>
@@ -466,197 +597,269 @@
         <w:tc>
           <w:tcPr>
             <w:tcW w:w="1126" w:type="dxa"/>
-            <w:tcBorders/>
+            <w:tcBorders>
+              <w:top w:val="single" w:sz="6" w:space="0" w:color="BFC7D5"/>
+              <w:left w:val="single" w:sz="2" w:space="0" w:color="BFC7D5"/>
+              <w:bottom w:val="single" w:sz="2" w:space="0" w:color="BFC7D5"/>
+              <w:right w:val="single" w:sz="6" w:space="0" w:color="BFC7D5"/>
+            </w:tcBorders>
+            <w:shd w:fill="1F3A5F" w:val="clear"/>
             <w:vAlign w:val="center"/>
           </w:tcPr>
           <w:p>
             <w:pPr>
               <w:pStyle w:val="TableHeading"/>
-              <w:suppressLineNumbers/>
-              <w:shd w:fill="1F3A5F" w:val="clear"/>
-              <w:bidi w:val="0"/>
-              <w:spacing w:before="0" w:after="283"/>
-              <w:jc w:val="center"/>
-              <w:rPr/>
-            </w:pPr>
-            <w:r>
-              <w:rPr/>
+              <w:bidi w:val="0"/>
+              <w:spacing w:before="0" w:after="283"/>
+              <w:jc w:val="left"/>
+              <w:rPr>
+                <w:color w:val="FFFFFF"/>
+              </w:rPr>
+            </w:pPr>
+            <w:r>
+              <w:rPr>
+                <w:color w:val="FFFFFF"/>
+              </w:rPr>
               <w:t>Customer / contact</w:t>
             </w:r>
           </w:p>
         </w:tc>
         <w:tc>
           <w:tcPr>
-            <w:tcW w:w="811" w:type="dxa"/>
-            <w:tcBorders/>
+            <w:tcW w:w="846" w:type="dxa"/>
+            <w:tcBorders>
+              <w:top w:val="single" w:sz="6" w:space="0" w:color="BFC7D5"/>
+              <w:left w:val="single" w:sz="2" w:space="0" w:color="BFC7D5"/>
+              <w:bottom w:val="single" w:sz="2" w:space="0" w:color="BFC7D5"/>
+              <w:right w:val="single" w:sz="6" w:space="0" w:color="BFC7D5"/>
+            </w:tcBorders>
+            <w:shd w:fill="1F3A5F" w:val="clear"/>
             <w:vAlign w:val="center"/>
           </w:tcPr>
           <w:p>
             <w:pPr>
               <w:pStyle w:val="TableHeading"/>
-              <w:suppressLineNumbers/>
-              <w:shd w:fill="1F3A5F" w:val="clear"/>
-              <w:bidi w:val="0"/>
-              <w:spacing w:before="0" w:after="283"/>
-              <w:jc w:val="center"/>
-              <w:rPr/>
-            </w:pPr>
-            <w:r>
-              <w:rPr/>
+              <w:bidi w:val="0"/>
+              <w:spacing w:before="0" w:after="283"/>
+              <w:jc w:val="left"/>
+              <w:rPr>
+                <w:color w:val="FFFFFF"/>
+              </w:rPr>
+            </w:pPr>
+            <w:r>
+              <w:rPr>
+                <w:color w:val="FFFFFF"/>
+              </w:rPr>
               <w:t>Channel</w:t>
             </w:r>
           </w:p>
         </w:tc>
         <w:tc>
           <w:tcPr>
-            <w:tcW w:w="1554" w:type="dxa"/>
-            <w:tcBorders/>
+            <w:tcW w:w="1492" w:type="dxa"/>
+            <w:tcBorders>
+              <w:top w:val="single" w:sz="6" w:space="0" w:color="BFC7D5"/>
+              <w:left w:val="single" w:sz="2" w:space="0" w:color="BFC7D5"/>
+              <w:bottom w:val="single" w:sz="2" w:space="0" w:color="BFC7D5"/>
+              <w:right w:val="single" w:sz="6" w:space="0" w:color="BFC7D5"/>
+            </w:tcBorders>
+            <w:shd w:fill="1F3A5F" w:val="clear"/>
             <w:vAlign w:val="center"/>
           </w:tcPr>
           <w:p>
             <w:pPr>
               <w:pStyle w:val="TableHeading"/>
-              <w:suppressLineNumbers/>
-              <w:shd w:fill="1F3A5F" w:val="clear"/>
-              <w:bidi w:val="0"/>
-              <w:spacing w:before="0" w:after="283"/>
-              <w:jc w:val="center"/>
-              <w:rPr/>
-            </w:pPr>
-            <w:r>
-              <w:rPr/>
+              <w:bidi w:val="0"/>
+              <w:spacing w:before="0" w:after="283"/>
+              <w:jc w:val="left"/>
+              <w:rPr>
+                <w:color w:val="FFFFFF"/>
+              </w:rPr>
+            </w:pPr>
+            <w:r>
+              <w:rPr>
+                <w:color w:val="FFFFFF"/>
+              </w:rPr>
               <w:t>Type (enquiry / feedback / complaint)</w:t>
             </w:r>
           </w:p>
         </w:tc>
         <w:tc>
           <w:tcPr>
-            <w:tcW w:w="916" w:type="dxa"/>
-            <w:tcBorders/>
+            <w:tcW w:w="951" w:type="dxa"/>
+            <w:tcBorders>
+              <w:top w:val="single" w:sz="6" w:space="0" w:color="BFC7D5"/>
+              <w:left w:val="single" w:sz="2" w:space="0" w:color="BFC7D5"/>
+              <w:bottom w:val="single" w:sz="2" w:space="0" w:color="BFC7D5"/>
+              <w:right w:val="single" w:sz="6" w:space="0" w:color="BFC7D5"/>
+            </w:tcBorders>
+            <w:shd w:fill="1F3A5F" w:val="clear"/>
             <w:vAlign w:val="center"/>
           </w:tcPr>
           <w:p>
             <w:pPr>
               <w:pStyle w:val="TableHeading"/>
-              <w:suppressLineNumbers/>
-              <w:shd w:fill="1F3A5F" w:val="clear"/>
-              <w:bidi w:val="0"/>
-              <w:spacing w:before="0" w:after="283"/>
-              <w:jc w:val="center"/>
-              <w:rPr/>
-            </w:pPr>
-            <w:r>
-              <w:rPr/>
+              <w:bidi w:val="0"/>
+              <w:spacing w:before="0" w:after="283"/>
+              <w:jc w:val="left"/>
+              <w:rPr>
+                <w:color w:val="FFFFFF"/>
+              </w:rPr>
+            </w:pPr>
+            <w:r>
+              <w:rPr>
+                <w:color w:val="FFFFFF"/>
+              </w:rPr>
               <w:t>Summary</w:t>
             </w:r>
           </w:p>
         </w:tc>
         <w:tc>
           <w:tcPr>
-            <w:tcW w:w="1185" w:type="dxa"/>
-            <w:tcBorders/>
+            <w:tcW w:w="1182" w:type="dxa"/>
+            <w:tcBorders>
+              <w:top w:val="single" w:sz="6" w:space="0" w:color="BFC7D5"/>
+              <w:left w:val="single" w:sz="2" w:space="0" w:color="BFC7D5"/>
+              <w:bottom w:val="single" w:sz="2" w:space="0" w:color="BFC7D5"/>
+              <w:right w:val="single" w:sz="6" w:space="0" w:color="BFC7D5"/>
+            </w:tcBorders>
+            <w:shd w:fill="1F3A5F" w:val="clear"/>
             <w:vAlign w:val="center"/>
           </w:tcPr>
           <w:p>
             <w:pPr>
               <w:pStyle w:val="TableHeading"/>
-              <w:suppressLineNumbers/>
-              <w:shd w:fill="1F3A5F" w:val="clear"/>
-              <w:bidi w:val="0"/>
-              <w:spacing w:before="0" w:after="283"/>
-              <w:jc w:val="center"/>
-              <w:rPr/>
-            </w:pPr>
-            <w:r>
-              <w:rPr/>
+              <w:bidi w:val="0"/>
+              <w:spacing w:before="0" w:after="283"/>
+              <w:jc w:val="left"/>
+              <w:rPr>
+                <w:color w:val="FFFFFF"/>
+              </w:rPr>
+            </w:pPr>
+            <w:r>
+              <w:rPr>
+                <w:color w:val="FFFFFF"/>
+              </w:rPr>
               <w:t>Immediate response</w:t>
             </w:r>
           </w:p>
         </w:tc>
         <w:tc>
           <w:tcPr>
-            <w:tcW w:w="1780" w:type="dxa"/>
-            <w:tcBorders/>
+            <w:tcW w:w="1738" w:type="dxa"/>
+            <w:tcBorders>
+              <w:top w:val="single" w:sz="6" w:space="0" w:color="BFC7D5"/>
+              <w:left w:val="single" w:sz="2" w:space="0" w:color="BFC7D5"/>
+              <w:bottom w:val="single" w:sz="2" w:space="0" w:color="BFC7D5"/>
+              <w:right w:val="single" w:sz="6" w:space="0" w:color="BFC7D5"/>
+            </w:tcBorders>
+            <w:shd w:fill="1F3A5F" w:val="clear"/>
             <w:vAlign w:val="center"/>
           </w:tcPr>
           <w:p>
             <w:pPr>
               <w:pStyle w:val="TableHeading"/>
-              <w:suppressLineNumbers/>
-              <w:shd w:fill="1F3A5F" w:val="clear"/>
-              <w:bidi w:val="0"/>
-              <w:spacing w:before="0" w:after="283"/>
-              <w:jc w:val="center"/>
-              <w:rPr/>
-            </w:pPr>
-            <w:r>
-              <w:rPr/>
+              <w:bidi w:val="0"/>
+              <w:spacing w:before="0" w:after="283"/>
+              <w:jc w:val="left"/>
+              <w:rPr>
+                <w:color w:val="FFFFFF"/>
+              </w:rPr>
+            </w:pPr>
+            <w:r>
+              <w:rPr>
+                <w:color w:val="FFFFFF"/>
+              </w:rPr>
               <w:t>Nonconformity raised? (REG-04 ref)</w:t>
             </w:r>
           </w:p>
         </w:tc>
         <w:tc>
           <w:tcPr>
-            <w:tcW w:w="779" w:type="dxa"/>
-            <w:tcBorders/>
+            <w:tcW w:w="791" w:type="dxa"/>
+            <w:tcBorders>
+              <w:top w:val="single" w:sz="6" w:space="0" w:color="BFC7D5"/>
+              <w:left w:val="single" w:sz="2" w:space="0" w:color="BFC7D5"/>
+              <w:bottom w:val="single" w:sz="2" w:space="0" w:color="BFC7D5"/>
+              <w:right w:val="single" w:sz="6" w:space="0" w:color="BFC7D5"/>
+            </w:tcBorders>
+            <w:shd w:fill="1F3A5F" w:val="clear"/>
             <w:vAlign w:val="center"/>
           </w:tcPr>
           <w:p>
             <w:pPr>
               <w:pStyle w:val="TableHeading"/>
-              <w:suppressLineNumbers/>
-              <w:shd w:fill="1F3A5F" w:val="clear"/>
-              <w:bidi w:val="0"/>
-              <w:spacing w:before="0" w:after="283"/>
-              <w:jc w:val="center"/>
-              <w:rPr/>
-            </w:pPr>
-            <w:r>
-              <w:rPr/>
+              <w:bidi w:val="0"/>
+              <w:spacing w:before="0" w:after="283"/>
+              <w:jc w:val="left"/>
+              <w:rPr>
+                <w:color w:val="FFFFFF"/>
+              </w:rPr>
+            </w:pPr>
+            <w:r>
+              <w:rPr>
+                <w:color w:val="FFFFFF"/>
+              </w:rPr>
               <w:t>Action taken</w:t>
             </w:r>
           </w:p>
         </w:tc>
         <w:tc>
           <w:tcPr>
-            <w:tcW w:w="1251" w:type="dxa"/>
-            <w:tcBorders/>
+            <w:tcW w:w="1226" w:type="dxa"/>
+            <w:tcBorders>
+              <w:top w:val="single" w:sz="6" w:space="0" w:color="BFC7D5"/>
+              <w:left w:val="single" w:sz="2" w:space="0" w:color="BFC7D5"/>
+              <w:bottom w:val="single" w:sz="2" w:space="0" w:color="BFC7D5"/>
+              <w:right w:val="single" w:sz="6" w:space="0" w:color="BFC7D5"/>
+            </w:tcBorders>
+            <w:shd w:fill="1F3A5F" w:val="clear"/>
             <w:vAlign w:val="center"/>
           </w:tcPr>
           <w:p>
             <w:pPr>
               <w:pStyle w:val="TableHeading"/>
-              <w:suppressLineNumbers/>
-              <w:shd w:fill="1F3A5F" w:val="clear"/>
-              <w:bidi w:val="0"/>
-              <w:spacing w:before="0" w:after="283"/>
-              <w:jc w:val="center"/>
-              <w:rPr/>
-            </w:pPr>
-            <w:r>
-              <w:rPr/>
+              <w:bidi w:val="0"/>
+              <w:spacing w:before="0" w:after="283"/>
+              <w:jc w:val="left"/>
+              <w:rPr>
+                <w:color w:val="FFFFFF"/>
+              </w:rPr>
+            </w:pPr>
+            <w:r>
+              <w:rPr>
+                <w:color w:val="FFFFFF"/>
+              </w:rPr>
               <w:t>Customer informed (date)</w:t>
             </w:r>
           </w:p>
         </w:tc>
         <w:tc>
           <w:tcPr>
-            <w:tcW w:w="754" w:type="dxa"/>
-            <w:tcBorders/>
+            <w:tcW w:w="761" w:type="dxa"/>
+            <w:tcBorders>
+              <w:top w:val="single" w:sz="6" w:space="0" w:color="BFC7D5"/>
+              <w:left w:val="single" w:sz="2" w:space="0" w:color="BFC7D5"/>
+              <w:bottom w:val="single" w:sz="2" w:space="0" w:color="BFC7D5"/>
+              <w:right w:val="single" w:sz="6" w:space="0" w:color="BFC7D5"/>
+            </w:tcBorders>
+            <w:shd w:fill="1F3A5F" w:val="clear"/>
             <w:vAlign w:val="center"/>
           </w:tcPr>
           <w:p>
             <w:pPr>
               <w:pStyle w:val="TableHeading"/>
-              <w:suppressLineNumbers/>
-              <w:shd w:fill="1F3A5F" w:val="clear"/>
-              <w:bidi w:val="0"/>
-              <w:spacing w:before="0" w:after="283"/>
-              <w:jc w:val="center"/>
-              <w:rPr/>
-            </w:pPr>
-            <w:r>
-              <w:rPr/>
+              <w:bidi w:val="0"/>
+              <w:spacing w:before="0" w:after="283"/>
+              <w:jc w:val="left"/>
+              <w:rPr>
+                <w:color w:val="FFFFFF"/>
+              </w:rPr>
+            </w:pPr>
+            <w:r>
+              <w:rPr>
+                <w:color w:val="FFFFFF"/>
+              </w:rPr>
               <w:t>Closed</w:t>
             </w:r>
           </w:p>
@@ -666,8 +869,12 @@
         <w:trPr/>
         <w:tc>
           <w:tcPr>
-            <w:tcW w:w="687" w:type="dxa"/>
-            <w:tcBorders/>
+            <w:tcW w:w="695" w:type="dxa"/>
+            <w:tcBorders>
+              <w:left w:val="single" w:sz="6" w:space="0" w:color="BFC7D5"/>
+              <w:bottom w:val="single" w:sz="6" w:space="0" w:color="BFC7D5"/>
+              <w:right w:val="single" w:sz="6" w:space="0" w:color="BFC7D5"/>
+            </w:tcBorders>
             <w:vAlign w:val="center"/>
           </w:tcPr>
           <w:p>
@@ -686,8 +893,12 @@
         </w:tc>
         <w:tc>
           <w:tcPr>
-            <w:tcW w:w="496" w:type="dxa"/>
-            <w:tcBorders/>
+            <w:tcW w:w="531" w:type="dxa"/>
+            <w:tcBorders>
+              <w:left w:val="single" w:sz="2" w:space="0" w:color="BFC7D5"/>
+              <w:bottom w:val="single" w:sz="6" w:space="0" w:color="BFC7D5"/>
+              <w:right w:val="single" w:sz="6" w:space="0" w:color="BFC7D5"/>
+            </w:tcBorders>
             <w:vAlign w:val="center"/>
           </w:tcPr>
           <w:p>
@@ -712,7 +923,11 @@
         <w:tc>
           <w:tcPr>
             <w:tcW w:w="1126" w:type="dxa"/>
-            <w:tcBorders/>
+            <w:tcBorders>
+              <w:left w:val="single" w:sz="2" w:space="0" w:color="BFC7D5"/>
+              <w:bottom w:val="single" w:sz="6" w:space="0" w:color="BFC7D5"/>
+              <w:right w:val="single" w:sz="6" w:space="0" w:color="BFC7D5"/>
+            </w:tcBorders>
             <w:vAlign w:val="center"/>
           </w:tcPr>
           <w:p>
@@ -736,8 +951,12 @@
         </w:tc>
         <w:tc>
           <w:tcPr>
-            <w:tcW w:w="811" w:type="dxa"/>
-            <w:tcBorders/>
+            <w:tcW w:w="846" w:type="dxa"/>
+            <w:tcBorders>
+              <w:left w:val="single" w:sz="2" w:space="0" w:color="BFC7D5"/>
+              <w:bottom w:val="single" w:sz="6" w:space="0" w:color="BFC7D5"/>
+              <w:right w:val="single" w:sz="6" w:space="0" w:color="BFC7D5"/>
+            </w:tcBorders>
             <w:vAlign w:val="center"/>
           </w:tcPr>
           <w:p>
@@ -761,8 +980,12 @@
         </w:tc>
         <w:tc>
           <w:tcPr>
-            <w:tcW w:w="1554" w:type="dxa"/>
-            <w:tcBorders/>
+            <w:tcW w:w="1492" w:type="dxa"/>
+            <w:tcBorders>
+              <w:left w:val="single" w:sz="2" w:space="0" w:color="BFC7D5"/>
+              <w:bottom w:val="single" w:sz="6" w:space="0" w:color="BFC7D5"/>
+              <w:right w:val="single" w:sz="6" w:space="0" w:color="BFC7D5"/>
+            </w:tcBorders>
             <w:vAlign w:val="center"/>
           </w:tcPr>
           <w:p>
@@ -786,8 +1009,12 @@
         </w:tc>
         <w:tc>
           <w:tcPr>
-            <w:tcW w:w="916" w:type="dxa"/>
-            <w:tcBorders/>
+            <w:tcW w:w="951" w:type="dxa"/>
+            <w:tcBorders>
+              <w:left w:val="single" w:sz="2" w:space="0" w:color="BFC7D5"/>
+              <w:bottom w:val="single" w:sz="6" w:space="0" w:color="BFC7D5"/>
+              <w:right w:val="single" w:sz="6" w:space="0" w:color="BFC7D5"/>
+            </w:tcBorders>
             <w:vAlign w:val="center"/>
           </w:tcPr>
           <w:p>
@@ -811,8 +1038,12 @@
         </w:tc>
         <w:tc>
           <w:tcPr>
-            <w:tcW w:w="1185" w:type="dxa"/>
-            <w:tcBorders/>
+            <w:tcW w:w="1182" w:type="dxa"/>
+            <w:tcBorders>
+              <w:left w:val="single" w:sz="2" w:space="0" w:color="BFC7D5"/>
+              <w:bottom w:val="single" w:sz="6" w:space="0" w:color="BFC7D5"/>
+              <w:right w:val="single" w:sz="6" w:space="0" w:color="BFC7D5"/>
+            </w:tcBorders>
             <w:vAlign w:val="center"/>
           </w:tcPr>
           <w:p>
@@ -836,8 +1067,12 @@
         </w:tc>
         <w:tc>
           <w:tcPr>
-            <w:tcW w:w="1780" w:type="dxa"/>
-            <w:tcBorders/>
+            <w:tcW w:w="1738" w:type="dxa"/>
+            <w:tcBorders>
+              <w:left w:val="single" w:sz="2" w:space="0" w:color="BFC7D5"/>
+              <w:bottom w:val="single" w:sz="6" w:space="0" w:color="BFC7D5"/>
+              <w:right w:val="single" w:sz="6" w:space="0" w:color="BFC7D5"/>
+            </w:tcBorders>
             <w:vAlign w:val="center"/>
           </w:tcPr>
           <w:p>
@@ -861,8 +1096,12 @@
         </w:tc>
         <w:tc>
           <w:tcPr>
-            <w:tcW w:w="779" w:type="dxa"/>
-            <w:tcBorders/>
+            <w:tcW w:w="791" w:type="dxa"/>
+            <w:tcBorders>
+              <w:left w:val="single" w:sz="2" w:space="0" w:color="BFC7D5"/>
+              <w:bottom w:val="single" w:sz="6" w:space="0" w:color="BFC7D5"/>
+              <w:right w:val="single" w:sz="6" w:space="0" w:color="BFC7D5"/>
+            </w:tcBorders>
             <w:vAlign w:val="center"/>
           </w:tcPr>
           <w:p>
@@ -886,8 +1125,12 @@
         </w:tc>
         <w:tc>
           <w:tcPr>
-            <w:tcW w:w="1251" w:type="dxa"/>
-            <w:tcBorders/>
+            <w:tcW w:w="1226" w:type="dxa"/>
+            <w:tcBorders>
+              <w:left w:val="single" w:sz="2" w:space="0" w:color="BFC7D5"/>
+              <w:bottom w:val="single" w:sz="6" w:space="0" w:color="BFC7D5"/>
+              <w:right w:val="single" w:sz="6" w:space="0" w:color="BFC7D5"/>
+            </w:tcBorders>
             <w:vAlign w:val="center"/>
           </w:tcPr>
           <w:p>
@@ -911,8 +1154,12 @@
         </w:tc>
         <w:tc>
           <w:tcPr>
-            <w:tcW w:w="754" w:type="dxa"/>
-            <w:tcBorders/>
+            <w:tcW w:w="761" w:type="dxa"/>
+            <w:tcBorders>
+              <w:left w:val="single" w:sz="2" w:space="0" w:color="BFC7D5"/>
+              <w:bottom w:val="single" w:sz="6" w:space="0" w:color="BFC7D5"/>
+              <w:right w:val="single" w:sz="6" w:space="0" w:color="BFC7D5"/>
+            </w:tcBorders>
             <w:vAlign w:val="center"/>
           </w:tcPr>
           <w:p>
@@ -994,23 +1241,23 @@
     </w:p>
     <w:tbl>
       <w:tblPr>
-        <w:tblW w:w="5795" w:type="dxa"/>
+        <w:tblW w:w="5000" w:type="pct"/>
         <w:jc w:val="left"/>
-        <w:tblInd w:w="0" w:type="dxa"/>
+        <w:tblInd w:w="-7" w:type="dxa"/>
         <w:tblLayout w:type="fixed"/>
         <w:tblCellMar>
-          <w:top w:w="28" w:type="dxa"/>
-          <w:left w:w="28" w:type="dxa"/>
-          <w:bottom w:w="28" w:type="dxa"/>
-          <w:right w:w="28" w:type="dxa"/>
+          <w:top w:w="60" w:type="dxa"/>
+          <w:left w:w="60" w:type="dxa"/>
+          <w:bottom w:w="60" w:type="dxa"/>
+          <w:right w:w="60" w:type="dxa"/>
         </w:tblCellMar>
       </w:tblPr>
       <w:tblGrid>
-        <w:gridCol w:w="961"/>
-        <w:gridCol w:w="946"/>
-        <w:gridCol w:w="1771"/>
-        <w:gridCol w:w="946"/>
-        <w:gridCol w:w="1171"/>
+        <w:gridCol w:w="1899"/>
+        <w:gridCol w:w="1873"/>
+        <w:gridCol w:w="3448"/>
+        <w:gridCol w:w="1873"/>
+        <w:gridCol w:w="2245"/>
       </w:tblGrid>
       <w:tr>
         <w:trPr>
@@ -1018,110 +1265,150 @@
         </w:trPr>
         <w:tc>
           <w:tcPr>
-            <w:tcW w:w="961" w:type="dxa"/>
-            <w:tcBorders/>
+            <w:tcW w:w="1899" w:type="dxa"/>
+            <w:tcBorders>
+              <w:top w:val="single" w:sz="6" w:space="0" w:color="BFC7D5"/>
+              <w:left w:val="single" w:sz="6" w:space="0" w:color="BFC7D5"/>
+              <w:bottom w:val="single" w:sz="2" w:space="0" w:color="BFC7D5"/>
+              <w:right w:val="single" w:sz="6" w:space="0" w:color="BFC7D5"/>
+            </w:tcBorders>
+            <w:shd w:fill="1F3A5F" w:val="clear"/>
             <w:vAlign w:val="center"/>
           </w:tcPr>
           <w:p>
             <w:pPr>
               <w:pStyle w:val="TableHeading"/>
-              <w:suppressLineNumbers/>
-              <w:shd w:fill="1F3A5F" w:val="clear"/>
-              <w:bidi w:val="0"/>
-              <w:spacing w:before="0" w:after="283"/>
-              <w:jc w:val="center"/>
-              <w:rPr/>
-            </w:pPr>
-            <w:r>
-              <w:rPr/>
+              <w:bidi w:val="0"/>
+              <w:spacing w:before="0" w:after="283"/>
+              <w:jc w:val="left"/>
+              <w:rPr>
+                <w:color w:val="FFFFFF"/>
+              </w:rPr>
+            </w:pPr>
+            <w:r>
+              <w:rPr>
+                <w:color w:val="FFFFFF"/>
+              </w:rPr>
               <w:t>Period</w:t>
             </w:r>
           </w:p>
         </w:tc>
         <w:tc>
           <w:tcPr>
-            <w:tcW w:w="946" w:type="dxa"/>
-            <w:tcBorders/>
+            <w:tcW w:w="1873" w:type="dxa"/>
+            <w:tcBorders>
+              <w:top w:val="single" w:sz="6" w:space="0" w:color="BFC7D5"/>
+              <w:left w:val="single" w:sz="2" w:space="0" w:color="BFC7D5"/>
+              <w:bottom w:val="single" w:sz="2" w:space="0" w:color="BFC7D5"/>
+              <w:right w:val="single" w:sz="6" w:space="0" w:color="BFC7D5"/>
+            </w:tcBorders>
+            <w:shd w:fill="1F3A5F" w:val="clear"/>
             <w:vAlign w:val="center"/>
           </w:tcPr>
           <w:p>
             <w:pPr>
               <w:pStyle w:val="TableHeading"/>
-              <w:suppressLineNumbers/>
-              <w:shd w:fill="1F3A5F" w:val="clear"/>
-              <w:bidi w:val="0"/>
-              <w:spacing w:before="0" w:after="283"/>
-              <w:jc w:val="center"/>
-              <w:rPr/>
-            </w:pPr>
-            <w:r>
-              <w:rPr/>
+              <w:bidi w:val="0"/>
+              <w:spacing w:before="0" w:after="283"/>
+              <w:jc w:val="left"/>
+              <w:rPr>
+                <w:color w:val="FFFFFF"/>
+              </w:rPr>
+            </w:pPr>
+            <w:r>
+              <w:rPr>
+                <w:color w:val="FFFFFF"/>
+              </w:rPr>
               <w:t>Method</w:t>
             </w:r>
           </w:p>
         </w:tc>
         <w:tc>
           <w:tcPr>
-            <w:tcW w:w="1771" w:type="dxa"/>
-            <w:tcBorders/>
+            <w:tcW w:w="3448" w:type="dxa"/>
+            <w:tcBorders>
+              <w:top w:val="single" w:sz="6" w:space="0" w:color="BFC7D5"/>
+              <w:left w:val="single" w:sz="2" w:space="0" w:color="BFC7D5"/>
+              <w:bottom w:val="single" w:sz="2" w:space="0" w:color="BFC7D5"/>
+              <w:right w:val="single" w:sz="6" w:space="0" w:color="BFC7D5"/>
+            </w:tcBorders>
+            <w:shd w:fill="1F3A5F" w:val="clear"/>
             <w:vAlign w:val="center"/>
           </w:tcPr>
           <w:p>
             <w:pPr>
               <w:pStyle w:val="TableHeading"/>
-              <w:suppressLineNumbers/>
-              <w:shd w:fill="1F3A5F" w:val="clear"/>
-              <w:bidi w:val="0"/>
-              <w:spacing w:before="0" w:after="283"/>
-              <w:jc w:val="center"/>
-              <w:rPr/>
-            </w:pPr>
-            <w:r>
-              <w:rPr/>
+              <w:bidi w:val="0"/>
+              <w:spacing w:before="0" w:after="283"/>
+              <w:jc w:val="left"/>
+              <w:rPr>
+                <w:color w:val="FFFFFF"/>
+              </w:rPr>
+            </w:pPr>
+            <w:r>
+              <w:rPr>
+                <w:color w:val="FFFFFF"/>
+              </w:rPr>
               <w:t>Customers covered</w:t>
             </w:r>
           </w:p>
         </w:tc>
         <w:tc>
           <w:tcPr>
-            <w:tcW w:w="946" w:type="dxa"/>
-            <w:tcBorders/>
+            <w:tcW w:w="1873" w:type="dxa"/>
+            <w:tcBorders>
+              <w:top w:val="single" w:sz="6" w:space="0" w:color="BFC7D5"/>
+              <w:left w:val="single" w:sz="2" w:space="0" w:color="BFC7D5"/>
+              <w:bottom w:val="single" w:sz="2" w:space="0" w:color="BFC7D5"/>
+              <w:right w:val="single" w:sz="6" w:space="0" w:color="BFC7D5"/>
+            </w:tcBorders>
+            <w:shd w:fill="1F3A5F" w:val="clear"/>
             <w:vAlign w:val="center"/>
           </w:tcPr>
           <w:p>
             <w:pPr>
               <w:pStyle w:val="TableHeading"/>
-              <w:suppressLineNumbers/>
-              <w:shd w:fill="1F3A5F" w:val="clear"/>
-              <w:bidi w:val="0"/>
-              <w:spacing w:before="0" w:after="283"/>
-              <w:jc w:val="center"/>
-              <w:rPr/>
-            </w:pPr>
-            <w:r>
-              <w:rPr/>
+              <w:bidi w:val="0"/>
+              <w:spacing w:before="0" w:after="283"/>
+              <w:jc w:val="left"/>
+              <w:rPr>
+                <w:color w:val="FFFFFF"/>
+              </w:rPr>
+            </w:pPr>
+            <w:r>
+              <w:rPr>
+                <w:color w:val="FFFFFF"/>
+              </w:rPr>
               <w:t>Result</w:t>
             </w:r>
           </w:p>
         </w:tc>
         <w:tc>
           <w:tcPr>
-            <w:tcW w:w="1171" w:type="dxa"/>
-            <w:tcBorders/>
+            <w:tcW w:w="2245" w:type="dxa"/>
+            <w:tcBorders>
+              <w:top w:val="single" w:sz="6" w:space="0" w:color="BFC7D5"/>
+              <w:left w:val="single" w:sz="2" w:space="0" w:color="BFC7D5"/>
+              <w:bottom w:val="single" w:sz="2" w:space="0" w:color="BFC7D5"/>
+              <w:right w:val="single" w:sz="6" w:space="0" w:color="BFC7D5"/>
+            </w:tcBorders>
+            <w:shd w:fill="1F3A5F" w:val="clear"/>
             <w:vAlign w:val="center"/>
           </w:tcPr>
           <w:p>
             <w:pPr>
               <w:pStyle w:val="TableHeading"/>
-              <w:suppressLineNumbers/>
-              <w:shd w:fill="1F3A5F" w:val="clear"/>
-              <w:bidi w:val="0"/>
-              <w:spacing w:before="0" w:after="283"/>
-              <w:jc w:val="center"/>
-              <w:rPr/>
-            </w:pPr>
-            <w:r>
-              <w:rPr/>
+              <w:bidi w:val="0"/>
+              <w:spacing w:before="0" w:after="283"/>
+              <w:jc w:val="left"/>
+              <w:rPr>
+                <w:color w:val="FFFFFF"/>
+              </w:rPr>
+            </w:pPr>
+            <w:r>
+              <w:rPr>
+                <w:color w:val="FFFFFF"/>
+              </w:rPr>
               <w:t>Reviewed at</w:t>
             </w:r>
           </w:p>
@@ -1131,8 +1418,12 @@
         <w:trPr/>
         <w:tc>
           <w:tcPr>
-            <w:tcW w:w="961" w:type="dxa"/>
-            <w:tcBorders/>
+            <w:tcW w:w="1899" w:type="dxa"/>
+            <w:tcBorders>
+              <w:left w:val="single" w:sz="6" w:space="0" w:color="BFC7D5"/>
+              <w:bottom w:val="single" w:sz="6" w:space="0" w:color="BFC7D5"/>
+              <w:right w:val="single" w:sz="6" w:space="0" w:color="BFC7D5"/>
+            </w:tcBorders>
             <w:vAlign w:val="center"/>
           </w:tcPr>
           <w:p>
@@ -1153,8 +1444,12 @@
         </w:tc>
         <w:tc>
           <w:tcPr>
-            <w:tcW w:w="946" w:type="dxa"/>
-            <w:tcBorders/>
+            <w:tcW w:w="1873" w:type="dxa"/>
+            <w:tcBorders>
+              <w:left w:val="single" w:sz="2" w:space="0" w:color="BFC7D5"/>
+              <w:bottom w:val="single" w:sz="6" w:space="0" w:color="BFC7D5"/>
+              <w:right w:val="single" w:sz="6" w:space="0" w:color="BFC7D5"/>
+            </w:tcBorders>
             <w:vAlign w:val="center"/>
           </w:tcPr>
           <w:p>
@@ -1175,8 +1470,12 @@
         </w:tc>
         <w:tc>
           <w:tcPr>
-            <w:tcW w:w="1771" w:type="dxa"/>
-            <w:tcBorders/>
+            <w:tcW w:w="3448" w:type="dxa"/>
+            <w:tcBorders>
+              <w:left w:val="single" w:sz="2" w:space="0" w:color="BFC7D5"/>
+              <w:bottom w:val="single" w:sz="6" w:space="0" w:color="BFC7D5"/>
+              <w:right w:val="single" w:sz="6" w:space="0" w:color="BFC7D5"/>
+            </w:tcBorders>
             <w:vAlign w:val="center"/>
           </w:tcPr>
           <w:p>
@@ -1197,8 +1496,12 @@
         </w:tc>
         <w:tc>
           <w:tcPr>
-            <w:tcW w:w="946" w:type="dxa"/>
-            <w:tcBorders/>
+            <w:tcW w:w="1873" w:type="dxa"/>
+            <w:tcBorders>
+              <w:left w:val="single" w:sz="2" w:space="0" w:color="BFC7D5"/>
+              <w:bottom w:val="single" w:sz="6" w:space="0" w:color="BFC7D5"/>
+              <w:right w:val="single" w:sz="6" w:space="0" w:color="BFC7D5"/>
+            </w:tcBorders>
             <w:vAlign w:val="center"/>
           </w:tcPr>
           <w:p>
@@ -1219,8 +1522,12 @@
         </w:tc>
         <w:tc>
           <w:tcPr>
-            <w:tcW w:w="1171" w:type="dxa"/>
-            <w:tcBorders/>
+            <w:tcW w:w="2245" w:type="dxa"/>
+            <w:tcBorders>
+              <w:left w:val="single" w:sz="2" w:space="0" w:color="BFC7D5"/>
+              <w:bottom w:val="single" w:sz="6" w:space="0" w:color="BFC7D5"/>
+              <w:right w:val="single" w:sz="6" w:space="0" w:color="BFC7D5"/>
+            </w:tcBorders>
             <w:vAlign w:val="center"/>
           </w:tcPr>
           <w:p>
